--- a/downloads/documents/04 Units/Unit 05 - Apparel and Textile Production and Design - Make It, Mend It, Wear It/Lesson 05.17 - Make.docx
+++ b/downloads/documents/04 Units/Unit 05 - Apparel and Textile Production and Design - Make It, Mend It, Wear It/Lesson 05.17 - Make.docx
@@ -363,7 +363,7 @@
         <w:t xml:space="preserve"> </w:t>
       </w:r>
       <w:r>
-        <w:t xml:space="preserve">for Turkish, Portuguese, and Spanish.</w:t>
+        <w:t xml:space="preserve">for Spanish.</w:t>
       </w:r>
     </w:p>
     <w:p>
@@ -2375,7 +2375,7 @@
         <w:pStyle w:val="Compact"/>
       </w:pPr>
       <w:r>
-        <w:t xml:space="preserve">ELL: the stitch cards are three numbered pictures plus a stitched sample, so a stitch can be learned without reading; the stuck protocol is posted as three icons (an eye on the plan, a hand on the card, two people talking); the finishing checklist is seven checkboxes with a picture cue each; the Turkish, Portuguese, and Spanish words for needle, thread, knot, stitch, cut, and finished are on the handout and in</w:t>
+        <w:t xml:space="preserve">ELL: the stitch cards are three numbered pictures plus a stitched sample, so a stitch can be learned without reading; the stuck protocol is posted as three icons (an eye on the plan, a hand on the card, two people talking); the finishing checklist is seven checkboxes with a picture cue each; the Spanish words for needle, thread, knot, stitch, cut, and finished are on the handout and in</w:t>
       </w:r>
       <w:r>
         <w:t xml:space="preserve"> </w:t>

--- a/downloads/documents/04 Units/Unit 05 - Apparel and Textile Production and Design - Make It, Mend It, Wear It/Lesson 05.17 - Make.docx
+++ b/downloads/documents/04 Units/Unit 05 - Apparel and Textile Production and Design - Make It, Mend It, Wear It/Lesson 05.17 - Make.docx
@@ -716,21 +716,119 @@
       <w:pPr>
         <w:pStyle w:val="Heading2"/>
       </w:pPr>
-      <w:bookmarkStart w:id="28" w:name="procedure"/>
+      <w:bookmarkStart w:id="28" w:name="Xf0731d1f78f8a4855a54631635a74aefff345af"/>
+      <w:r>
+        <w:t xml:space="preserve">Do now and hook (Time: 5 min Day 1, 4 min Day 2)</w:t>
+      </w:r>
+      <w:bookmarkEnd w:id="28"/>
+    </w:p>
+    <w:p>
+      <w:pPr>
+        <w:pStyle w:val="FirstParagraph"/>
+      </w:pPr>
+      <w:r>
+        <w:t xml:space="preserve">Both days the do now runs while the Station Managers run the count-out, so the tools are counted before a single pin moves.</w:t>
+      </w:r>
+    </w:p>
+    <w:p>
+      <w:pPr>
+        <w:pStyle w:val="BodyText"/>
+      </w:pPr>
+      <w:r>
+        <w:t xml:space="preserve">Day 1, slide 1. On the board:</w:t>
+      </w:r>
+      <w:r>
+        <w:t xml:space="preserve"> </w:t>
+      </w:r>
+      <w:r>
+        <w:t xml:space="preserve">“</w:t>
+      </w:r>
+      <w:r>
+        <w:t xml:space="preserve">Write today’s milestone in your own words, then the first three things you will do in order.</w:t>
+      </w:r>
+      <w:r>
+        <w:t xml:space="preserve">”</w:t>
+      </w:r>
+    </w:p>
+    <w:p>
+      <w:pPr>
+        <w:pStyle w:val="BodyText"/>
+      </w:pPr>
+      <w:r>
+        <w:t xml:space="preserve">Day 1 hook: state the milestone out loud and post it. By the end of today, my piece is cut, marked, pinned, and at least one full seam or edge is stitched.</w:t>
+      </w:r>
+      <w:r>
+        <w:t xml:space="preserve"> </w:t>
+      </w:r>
+      <w:r>
+        <w:t xml:space="preserve">“</w:t>
+      </w:r>
+      <w:r>
+        <w:t xml:space="preserve">That is the bar. If you hit it, tomorrow is finishing. If you do not, tomorrow is catching up, and I would rather you hit it.</w:t>
+      </w:r>
+      <w:r>
+        <w:t xml:space="preserve">”</w:t>
+      </w:r>
+    </w:p>
+    <w:p>
+      <w:pPr>
+        <w:pStyle w:val="BodyText"/>
+      </w:pPr>
+      <w:r>
+        <w:t xml:space="preserve">Day 2, slide 9. On the board:</w:t>
+      </w:r>
+      <w:r>
+        <w:t xml:space="preserve"> </w:t>
+      </w:r>
+      <w:r>
+        <w:t xml:space="preserve">“</w:t>
+      </w:r>
+      <w:r>
+        <w:t xml:space="preserve">Write the two things left to do and which one you do first.</w:t>
+      </w:r>
+      <w:r>
+        <w:t xml:space="preserve">”</w:t>
+      </w:r>
+    </w:p>
+    <w:p>
+      <w:pPr>
+        <w:pStyle w:val="BodyText"/>
+      </w:pPr>
+      <w:r>
+        <w:t xml:space="preserve">Day 2 hook:</w:t>
+      </w:r>
+      <w:r>
+        <w:t xml:space="preserve"> </w:t>
+      </w:r>
+      <w:r>
+        <w:t xml:space="preserve">“</w:t>
+      </w:r>
+      <w:r>
+        <w:t xml:space="preserve">Today it becomes a thing somebody can use. At the end of the period it either works or it does not, and the finishing checklist decides.</w:t>
+      </w:r>
+      <w:r>
+        <w:t xml:space="preserve">”</w:t>
+      </w:r>
+    </w:p>
+    <w:p>
+      <w:pPr>
+        <w:pStyle w:val="Heading2"/>
+      </w:pPr>
+      <w:bookmarkStart w:id="29" w:name="procedure"/>
       <w:r>
         <w:t xml:space="preserve">Procedure</w:t>
       </w:r>
-      <w:bookmarkEnd w:id="28"/>
+      <w:bookmarkEnd w:id="29"/>
     </w:p>
     <w:p>
       <w:pPr>
         <w:pStyle w:val="Heading3"/>
       </w:pPr>
-      <w:bookmarkStart w:id="29" w:name="Xa5c5c42388a24eb2c93ce85d7baf2dbf38869ea"/>
+      <w:bookmarkStart w:id="30" w:name="Xa5c5c42388a24eb2c93ce85d7baf2dbf38869ea"/>
       <w:r>
         <w:t xml:space="preserve">Day 1 of the build: cut, pin, and the first seam</w:t>
       </w:r>
-      <w:bookmarkEnd w:id="29"/>
+      <w:bookmarkEnd w:id="30"/>
     </w:p>
     <w:tbl>
       <w:tblPr>
@@ -836,37 +934,7 @@
               <w:jc w:val="left"/>
             </w:pPr>
             <w:r>
-              <w:t xml:space="preserve">Slide 1. On the board:</w:t>
-            </w:r>
-            <w:r>
-              <w:t xml:space="preserve"> </w:t>
-            </w:r>
-            <w:r>
-              <w:t xml:space="preserve">“</w:t>
-            </w:r>
-            <w:r>
-              <w:t xml:space="preserve">Write today’s milestone in your own words, then the first three things you will do in order.</w:t>
-            </w:r>
-            <w:r>
-              <w:t xml:space="preserve">”</w:t>
-            </w:r>
-            <w:r>
-              <w:t xml:space="preserve"> </w:t>
-            </w:r>
-            <w:r>
-              <w:t xml:space="preserve">Run the count-out with the Station Managers while students write. Hook: state the milestone out loud and post it: by the end of today, my piece is cut, marked, pinned, and at least one full seam or edge is stitched.</w:t>
-            </w:r>
-            <w:r>
-              <w:t xml:space="preserve"> </w:t>
-            </w:r>
-            <w:r>
-              <w:t xml:space="preserve">“</w:t>
-            </w:r>
-            <w:r>
-              <w:t xml:space="preserve">That is the bar. If you hit it, tomorrow is finishing. If you do not, tomorrow is catching up, and I would rather you hit it.</w:t>
-            </w:r>
-            <w:r>
-              <w:t xml:space="preserve">”</w:t>
+              <w:t xml:space="preserve">Slide 1. Run the Day 1 do now and hook above while the Station Managers count out.</w:t>
             </w:r>
           </w:p>
         </w:tc>
@@ -1174,11 +1242,11 @@
       <w:pPr>
         <w:pStyle w:val="Heading3"/>
       </w:pPr>
-      <w:bookmarkStart w:id="30" w:name="day-2-of-the-build-finish-it"/>
+      <w:bookmarkStart w:id="31" w:name="day-2-of-the-build-finish-it"/>
       <w:r>
         <w:t xml:space="preserve">Day 2 of the build: finish it</w:t>
       </w:r>
-      <w:bookmarkEnd w:id="30"/>
+      <w:bookmarkEnd w:id="31"/>
     </w:p>
     <w:tbl>
       <w:tblPr>
@@ -1284,37 +1352,7 @@
               <w:jc w:val="left"/>
             </w:pPr>
             <w:r>
-              <w:t xml:space="preserve">Slide 9. On the board:</w:t>
-            </w:r>
-            <w:r>
-              <w:t xml:space="preserve"> </w:t>
-            </w:r>
-            <w:r>
-              <w:t xml:space="preserve">“</w:t>
-            </w:r>
-            <w:r>
-              <w:t xml:space="preserve">Write the two things left to do and which one you do first.</w:t>
-            </w:r>
-            <w:r>
-              <w:t xml:space="preserve">”</w:t>
-            </w:r>
-            <w:r>
-              <w:t xml:space="preserve"> </w:t>
-            </w:r>
-            <w:r>
-              <w:t xml:space="preserve">Run the count-out. Hook:</w:t>
-            </w:r>
-            <w:r>
-              <w:t xml:space="preserve"> </w:t>
-            </w:r>
-            <w:r>
-              <w:t xml:space="preserve">“</w:t>
-            </w:r>
-            <w:r>
-              <w:t xml:space="preserve">Today it becomes a thing somebody can use. At the end of the period it either works or it does not, and the finishing checklist decides.</w:t>
-            </w:r>
-            <w:r>
-              <w:t xml:space="preserve">”</w:t>
+              <w:t xml:space="preserve">Slide 9. Run the Day 2 do now and hook above while the Station Managers count out.</w:t>
             </w:r>
           </w:p>
         </w:tc>
@@ -1630,11 +1668,11 @@
       <w:pPr>
         <w:pStyle w:val="Heading2"/>
       </w:pPr>
-      <w:bookmarkStart w:id="31" w:name="Xb44fbe179c45f67c1313f150e0a1a6d212b7063"/>
+      <w:bookmarkStart w:id="32" w:name="Xb44fbe179c45f67c1313f150e0a1a6d212b7063"/>
       <w:r>
         <w:t xml:space="preserve">The stuck protocol (posted at every station, restated Day 1 and Day 2)</w:t>
       </w:r>
-      <w:bookmarkEnd w:id="31"/>
+      <w:bookmarkEnd w:id="32"/>
     </w:p>
     <w:p>
       <w:pPr>
@@ -1767,11 +1805,11 @@
       <w:pPr>
         <w:pStyle w:val="Heading2"/>
       </w:pPr>
-      <w:bookmarkStart w:id="32" w:name="what-to-do-if-you-finish-early"/>
+      <w:bookmarkStart w:id="33" w:name="what-to-do-if-you-finish-early"/>
       <w:r>
         <w:t xml:space="preserve">What to do if you finish early</w:t>
       </w:r>
-      <w:bookmarkEnd w:id="32"/>
+      <w:bookmarkEnd w:id="33"/>
     </w:p>
     <w:p>
       <w:pPr>
@@ -1848,11 +1886,11 @@
       <w:pPr>
         <w:pStyle w:val="Heading2"/>
       </w:pPr>
-      <w:bookmarkStart w:id="33" w:name="what-to-do-if-you-fall-behind"/>
+      <w:bookmarkStart w:id="34" w:name="what-to-do-if-you-fall-behind"/>
       <w:r>
         <w:t xml:space="preserve">What to do if you fall behind</w:t>
       </w:r>
-      <w:bookmarkEnd w:id="33"/>
+      <w:bookmarkEnd w:id="34"/>
     </w:p>
     <w:p>
       <w:pPr>
@@ -2080,11 +2118,11 @@
       <w:pPr>
         <w:pStyle w:val="Heading2"/>
       </w:pPr>
-      <w:bookmarkStart w:id="34" w:name="questions-to-ask"/>
+      <w:bookmarkStart w:id="35" w:name="questions-to-ask"/>
       <w:r>
         <w:t xml:space="preserve">Questions to ask</w:t>
       </w:r>
-      <w:bookmarkEnd w:id="34"/>
+      <w:bookmarkEnd w:id="35"/>
     </w:p>
     <w:p>
       <w:pPr>
@@ -2214,11 +2252,11 @@
       <w:pPr>
         <w:pStyle w:val="Heading2"/>
       </w:pPr>
-      <w:bookmarkStart w:id="35" w:name="check-for-understanding"/>
+      <w:bookmarkStart w:id="36" w:name="check-for-understanding"/>
       <w:r>
         <w:t xml:space="preserve">Check for understanding</w:t>
       </w:r>
-      <w:bookmarkEnd w:id="35"/>
+      <w:bookmarkEnd w:id="36"/>
     </w:p>
     <w:p>
       <w:pPr>
@@ -2258,11 +2296,11 @@
       <w:pPr>
         <w:pStyle w:val="Heading2"/>
       </w:pPr>
-      <w:bookmarkStart w:id="36" w:name="Xbba891fd0915478922a2aef825e96a065891649"/>
+      <w:bookmarkStart w:id="37" w:name="Xbba891fd0915478922a2aef825e96a065891649"/>
       <w:r>
         <w:t xml:space="preserve">Closure (Time: 3 min each day, count-in first)</w:t>
       </w:r>
-      <w:bookmarkEnd w:id="36"/>
+      <w:bookmarkEnd w:id="37"/>
     </w:p>
     <w:p>
       <w:pPr>
@@ -2360,11 +2398,11 @@
       <w:pPr>
         <w:pStyle w:val="Heading2"/>
       </w:pPr>
-      <w:bookmarkStart w:id="37" w:name="differentiation-and-supports"/>
+      <w:bookmarkStart w:id="38" w:name="differentiation-and-supports"/>
       <w:r>
         <w:t xml:space="preserve">Differentiation and supports</w:t>
       </w:r>
-      <w:bookmarkEnd w:id="37"/>
+      <w:bookmarkEnd w:id="38"/>
     </w:p>
     <w:p>
       <w:pPr>
@@ -2487,11 +2525,11 @@
       <w:pPr>
         <w:pStyle w:val="Heading2"/>
       </w:pPr>
-      <w:bookmarkStart w:id="38" w:name="assessment"/>
+      <w:bookmarkStart w:id="39" w:name="assessment"/>
       <w:r>
         <w:t xml:space="preserve">Assessment</w:t>
       </w:r>
-      <w:bookmarkEnd w:id="38"/>
+      <w:bookmarkEnd w:id="39"/>
     </w:p>
     <w:tbl>
       <w:tblPr>
@@ -2756,11 +2794,11 @@
       <w:pPr>
         <w:pStyle w:val="Heading2"/>
       </w:pPr>
-      <w:bookmarkStart w:id="39" w:name="homework"/>
+      <w:bookmarkStart w:id="40" w:name="homework"/>
       <w:r>
         <w:t xml:space="preserve">Homework</w:t>
       </w:r>
-      <w:bookmarkEnd w:id="39"/>
+      <w:bookmarkEnd w:id="40"/>
     </w:p>
     <w:p>
       <w:pPr>
@@ -2774,11 +2812,11 @@
       <w:pPr>
         <w:pStyle w:val="Heading2"/>
       </w:pPr>
-      <w:bookmarkStart w:id="40" w:name="connections"/>
+      <w:bookmarkStart w:id="41" w:name="connections"/>
       <w:r>
         <w:t xml:space="preserve">Connections</w:t>
       </w:r>
-      <w:bookmarkEnd w:id="40"/>
+      <w:bookmarkEnd w:id="41"/>
     </w:p>
     <w:p>
       <w:pPr>
@@ -2792,11 +2830,11 @@
       <w:pPr>
         <w:pStyle w:val="Heading2"/>
       </w:pPr>
-      <w:bookmarkStart w:id="41" w:name="sources"/>
+      <w:bookmarkStart w:id="42" w:name="sources"/>
       <w:r>
         <w:t xml:space="preserve">Sources</w:t>
       </w:r>
-      <w:bookmarkEnd w:id="41"/>
+      <w:bookmarkEnd w:id="42"/>
     </w:p>
     <w:p>
       <w:pPr>
@@ -2922,11 +2960,11 @@
       <w:pPr>
         <w:pStyle w:val="Heading2"/>
       </w:pPr>
-      <w:bookmarkStart w:id="42" w:name="teacher-notes"/>
+      <w:bookmarkStart w:id="43" w:name="teacher-notes"/>
       <w:r>
         <w:t xml:space="preserve">Teacher notes</w:t>
       </w:r>
-      <w:bookmarkEnd w:id="42"/>
+      <w:bookmarkEnd w:id="43"/>
     </w:p>
     <w:p>
       <w:pPr>
